--- a/atividade1/SO ATVDD 1.docx
+++ b/atividade1/SO ATVDD 1.docx
@@ -45,7 +45,19 @@
         <w:rPr>
           <w:rtl w:val="0"/>
         </w:rPr>
-        <w:t xml:space="preserve">Syscalls são funções já programadas no nível kernel que são chamadas para execução de métodos básicos essenciais para um SO, como leitura, escrita, abertura, fechar e fechamento. Elas funcionam como ponte, fazendo a comunicação de um programa comum do nosso sistema com o hardware.</w:t>
+        <w:t xml:space="preserve">Syscalls são funções já programadas no nível kernel que são chamadas para execução de métodos básicos essenciais para </w:t>
+      </w:r>
+      <w:r>
+        <w:rPr>
+          <w:rtl w:val="0"/>
+        </w:rPr>
+        <w:t xml:space="preserve">um SO</w:t>
+      </w:r>
+      <w:r>
+        <w:rPr>
+          <w:rtl w:val="0"/>
+        </w:rPr>
+        <w:t xml:space="preserve">, como leitura, escrita, abertura, fechar e fechamento. Elas funcionam como ponte, fazendo a comunicação de um programa comum do nosso sistema com o hardware.</w:t>
       </w:r>
     </w:p>
     <w:p>
@@ -497,7 +509,19 @@
         <w:rPr>
           <w:rtl w:val="0"/>
         </w:rPr>
-        <w:t xml:space="preserve"> argc, </w:t>
+        <w:t xml:space="preserve"> </w:t>
+      </w:r>
+      <w:r>
+        <w:rPr>
+          <w:rtl w:val="0"/>
+        </w:rPr>
+        <w:t xml:space="preserve">argc</w:t>
+      </w:r>
+      <w:r>
+        <w:rPr>
+          <w:rtl w:val="0"/>
+        </w:rPr>
+        <w:t xml:space="preserve">, </w:t>
       </w:r>
       <w:r>
         <w:rPr>
@@ -579,7 +603,19 @@
         <w:rPr>
           <w:rtl w:val="0"/>
         </w:rPr>
-        <w:t xml:space="preserve">source = open(sourcefn, O_RDONLY);</w:t>
+        <w:t xml:space="preserve">source = open(</w:t>
+      </w:r>
+      <w:r>
+        <w:rPr>
+          <w:rtl w:val="0"/>
+        </w:rPr>
+        <w:t xml:space="preserve">sourcefn</w:t>
+      </w:r>
+      <w:r>
+        <w:rPr>
+          <w:rtl w:val="0"/>
+        </w:rPr>
+        <w:t xml:space="preserve">, O_RDONLY);</w:t>
       </w:r>
     </w:p>
     <w:p>
@@ -599,7 +635,19 @@
         <w:rPr>
           <w:rtl w:val="0"/>
         </w:rPr>
-        <w:t xml:space="preserve"> target = open(targetfn, O_WRONLY | O_CREAT, S_IRUSR | S_IWUSR);</w:t>
+        <w:t xml:space="preserve"> target = open(</w:t>
+      </w:r>
+      <w:r>
+        <w:rPr>
+          <w:rtl w:val="0"/>
+        </w:rPr>
+        <w:t xml:space="preserve">targetfn</w:t>
+      </w:r>
+      <w:r>
+        <w:rPr>
+          <w:rtl w:val="0"/>
+        </w:rPr>
+        <w:t xml:space="preserve">, O_WRONLY | O_CREAT, S_IRUSR | S_IWUSR);</w:t>
       </w:r>
     </w:p>
     <w:p>
@@ -1314,12 +1362,108 @@
     </w:p>
     <w:p>
       <w:pPr>
+        <w:rPr>
+          <w:b w:val="1"/>
+          <w:bCs w:val="1"/>
+          <w:sz w:val="28"/>
+          <w:szCs w:val="28"/>
+        </w:rPr>
+      </w:pPr>
+      <w:r>
+        <w:rPr>
+          <w:b w:val="1"/>
+          <w:bCs w:val="1"/>
+          <w:sz w:val="28"/>
+          <w:szCs w:val="28"/>
+          <w:rtl w:val="0"/>
+        </w:rPr>
+        <w:t xml:space="preserve">8. Explique o que são programas de sistema e dê exemplos de programas de sistema que você conhece. Para cada</w:t>
+      </w:r>
+    </w:p>
+    <w:p>
+      <w:pPr>
+        <w:rPr>
+          <w:b w:val="1"/>
+          <w:bCs w:val="1"/>
+          <w:sz w:val="28"/>
+          <w:szCs w:val="28"/>
+        </w:rPr>
+      </w:pPr>
+      <w:r>
+        <w:rPr>
+          <w:b w:val="1"/>
+          <w:bCs w:val="1"/>
+          <w:sz w:val="28"/>
+          <w:szCs w:val="28"/>
+          <w:rtl w:val="0"/>
+        </w:rPr>
+        <w:t xml:space="preserve">programa de sistema que você citou, explique para que ele serve, como ele se relaciona com o sistema operacional</w:t>
+      </w:r>
+    </w:p>
+    <w:p>
+      <w:pPr>
         <w:ind w:left="0" w:firstLine="0"/>
         <w:rPr>
           <w:b w:val="1"/>
           <w:bCs w:val="1"/>
-        </w:rPr>
-      </w:pPr>
+          <w:sz w:val="28"/>
+          <w:szCs w:val="28"/>
+        </w:rPr>
+      </w:pPr>
+      <w:r>
+        <w:rPr>
+          <w:b w:val="1"/>
+          <w:bCs w:val="1"/>
+          <w:sz w:val="28"/>
+          <w:szCs w:val="28"/>
+          <w:rtl w:val="0"/>
+        </w:rPr>
+        <w:t xml:space="preserve">e como ele melhora a experiência do usuário.</w:t>
+      </w:r>
+    </w:p>
+    <w:p>
+      <w:pPr>
+        <w:ind w:left="0" w:firstLine="0"/>
+        <w:rPr>
+          <w:b w:val="1"/>
+          <w:bCs w:val="1"/>
+          <w:sz w:val="28"/>
+          <w:szCs w:val="28"/>
+        </w:rPr>
+      </w:pPr>
+      <w:r>
+        <w:rPr>
+          <w:rtl w:val="0"/>
+        </w:rPr>
+      </w:r>
+    </w:p>
+    <w:p>
+      <w:pPr>
+        <w:rPr>
+          <w:b w:val="1"/>
+          <w:bCs w:val="1"/>
+          <w:sz w:val="28"/>
+          <w:szCs w:val="28"/>
+        </w:rPr>
+      </w:pPr>
+      <w:r>
+        <w:rPr>
+          <w:rtl w:val="0"/>
+        </w:rPr>
+        <w:t xml:space="preserve">Creio que programas de sistemas são programas que usamos diariamente, e eles estão num nível acima do kernel. O programa de sistema usa as syscalls do kernel para trabalhar, um exemplo é o ping, o próprio cp que usamos. Um </w:t>
+      </w:r>
+      <w:r>
+        <w:rPr>
+          <w:rtl w:val="0"/>
+        </w:rPr>
+        <w:t xml:space="preserve">SO atual</w:t>
+      </w:r>
+      <w:r>
+        <w:rPr>
+          <w:rtl w:val="0"/>
+        </w:rPr>
+        <w:t xml:space="preserve"> já implementa vários deles para a vida do usuário ficar mais fácil e simples.</w:t>
+      </w:r>
       <w:r>
         <w:rPr>
           <w:rtl w:val="0"/>
